--- a/使用说明.docx
+++ b/使用说明.docx
@@ -8,7 +8,7 @@
         <w:keepNext/>
       </w:pPr>
       <w:r>
-        <w:t xml:space="preserve">考试模拟器使用说明 v1.2</w:t>
+        <w:t xml:space="preserve">考试模拟器使用说明 v1.3.1</w:t>
       </w:r>
     </w:p>
     <w:p>
@@ -81,7 +81,7 @@
         <w:pStyle w:val="ListParagraph"/>
       </w:pPr>
       <w:r>
-        <w:t xml:space="preserve">• 单题判定、题目标记、考试计时和交卷统计。</w:t>
+        <w:t xml:space="preserve">• 单题判定、题目标记、考试计时、状态筛选和交卷统计。</w:t>
       </w:r>
     </w:p>
     <w:p>
@@ -1699,6 +1699,30 @@
         <w:pStyle w:val="ListParagraph"/>
       </w:pPr>
       <w:r>
+        <w:t xml:space="preserve">• 全量题目较多时，题目导航每组显示 50 题，可用左右箭头切换分组。</w:t>
+      </w:r>
+    </w:p>
+    <w:p>
+      <w:pPr>
+        <w:pStyle w:val="ListParagraph"/>
+      </w:pPr>
+      <w:r>
+        <w:t xml:space="preserve">• 在导航底部输入题号可以直接跳转到指定题目。</w:t>
+      </w:r>
+    </w:p>
+    <w:p>
+      <w:pPr>
+        <w:pStyle w:val="ListParagraph"/>
+      </w:pPr>
+      <w:r>
+        <w:t xml:space="preserve">• 可按全部、未答、正确、错误和标记筛选题目，筛选按钮同时显示数量。</w:t>
+      </w:r>
+    </w:p>
+    <w:p>
+      <w:pPr>
+        <w:pStyle w:val="ListParagraph"/>
+      </w:pPr>
+      <w:r>
         <w:t xml:space="preserve">• 点击“标记题目”可以添加或取消黄色标记。</w:t>
       </w:r>
     </w:p>
@@ -1708,6 +1732,14 @@
       </w:pPr>
       <w:r>
         <w:t xml:space="preserve">• 点击“提交答案”会立即显示正确或错误。</w:t>
+      </w:r>
+    </w:p>
+    <w:p>
+      <w:pPr>
+        <w:pStyle w:val="ListParagraph"/>
+      </w:pPr>
+      <w:r>
+        <w:t xml:space="preserve">• 未选择答案、题号超出范围等操作提示会显示在状态栏下方，不会遮挡状态数据和考试内容。</w:t>
       </w:r>
     </w:p>
     <w:p>

--- a/使用说明.docx
+++ b/使用说明.docx
@@ -8,7 +8,7 @@
         <w:keepNext/>
       </w:pPr>
       <w:r>
-        <w:t xml:space="preserve">考试模拟器使用说明 v1.3.1</w:t>
+        <w:t>考试模拟器使用说明 v1.3.3</w:t>
       </w:r>
     </w:p>
     <w:p>
@@ -911,7 +911,7 @@
         <w:pStyle w:val="Normal"/>
       </w:pPr>
       <w:r>
-        <w:t xml:space="preserve">第一行可以写表头：</w:t>
+        <w:t>第一行可以写表头，系统不会把表头计为题目：</w:t>
       </w:r>
     </w:p>
     <w:p>
@@ -935,7 +935,7 @@
         <w:pStyle w:val="Spacer"/>
       </w:pPr>
       <w:r>
-        <w:t xml:space="preserve"> </w:t>
+        <w:t>也支持“题目类型 | 参考答案 | 问题（题干与选项）”等常见表头写法；工作表中重复出现的表头也会自动忽略。</w:t>
       </w:r>
     </w:p>
     <w:p>
@@ -1119,7 +1119,7 @@
         <w:pStyle w:val="Normal"/>
       </w:pPr>
       <w:r>
-        <w:t xml:space="preserve">选择题建议按以下方式分行填写：</w:t>
+        <w:t>选择题支持“分行填写”和“同一单元格填写”两种方式：</w:t>
       </w:r>
     </w:p>
     <w:p>
@@ -1183,15 +1183,15 @@
         <w:pStyle w:val="Normal"/>
       </w:pPr>
       <w:r>
-        <w:t xml:space="preserve">题型、答案和题干写在同一行，每个选项另起一行并只填写 C 列。</w:t>
-      </w:r>
-    </w:p>
-    <w:p>
-      <w:pPr>
-        <w:pStyle w:val="Spacer"/>
-      </w:pPr>
-      <w:r>
-        <w:t xml:space="preserve"> </w:t>
+        <w:t>方式一：题型、答案和题干写在同一行，每个选项另起一行并只填写 C 列。</w:t>
+      </w:r>
+    </w:p>
+    <w:p>
+      <w:pPr>
+        <w:pStyle w:val="Spacer"/>
+      </w:pPr>
+      <w:r>
+        <w:t>方式二：题干和全部选项也可以写在同一个 C 列单元格中，可以使用单元格内换行，也可以连续填写。支持“A.”、“A、”、“A）”、“（A）”、“[A]”和“A 选项内容”等常见选项标记；系统会在考试页面中自动拆分为独立按钮。</w:t>
       </w:r>
     </w:p>
     <w:p>
@@ -1691,7 +1691,7 @@
         <w:pStyle w:val="ListParagraph"/>
       </w:pPr>
       <w:r>
-        <w:t xml:space="preserve">• 点击右侧题号可以切换题目。</w:t>
+        <w:t>• 点击答题卡下方的“上一题”“下一题”，或点击右侧题号，可以切换题目。</w:t>
       </w:r>
     </w:p>
     <w:p>
@@ -3026,7 +3026,7 @@
         <w:pStyle w:val="Spacer"/>
       </w:pPr>
       <w:r>
-        <w:t xml:space="preserve"> </w:t>
+        <w:t>• 当前版本会自动忽略标准表头，并兼容题干与选项同一单元格、选项分布在后续 C 列单元格两种格式。</w:t>
       </w:r>
     </w:p>
     <w:p>

--- a/使用说明.docx
+++ b/使用说明.docx
@@ -879,7 +879,7 @@
         <w:pStyle w:val="ListParagraph"/>
       </w:pPr>
       <w:r>
-        <w:t xml:space="preserve">• A 列：题型。</w:t>
+        <w:t>• A 列：题型；可以留空，由系统根据答案和选项自动识别。</w:t>
       </w:r>
     </w:p>
     <w:p>
@@ -983,7 +983,7 @@
         <w:pStyle w:val="Spacer"/>
       </w:pPr>
       <w:r>
-        <w:t xml:space="preserve"> </w:t>
+        <w:t>题型自动识别规则：对、错、正确、错误、TRUE、FALSE 等布尔答案识别为判断题；单个选项字母识别为单选题；多个选项字母识别为多选题。明确填写的合法题型优先，证据不足时显示为“未分类”。</w:t>
       </w:r>
     </w:p>
     <w:p>
@@ -1691,7 +1691,7 @@
         <w:pStyle w:val="ListParagraph"/>
       </w:pPr>
       <w:r>
-        <w:t>• 点击答题卡下方的“上一题”“下一题”，或点击右侧题号，可以切换题目。</w:t>
+        <w:t>• 点击答题卡下方的“上一题”“下一题”、点击右侧题号，或使用键盘方向键切换题目；←/↑ 为上一题，→/↓ 为下一题。</w:t>
       </w:r>
     </w:p>
     <w:p>
@@ -3026,7 +3026,7 @@
         <w:pStyle w:val="Spacer"/>
       </w:pPr>
       <w:r>
-        <w:t>• 当前版本会自动忽略标准表头，并兼容题干与选项同一单元格、选项分布在后续 C 列单元格两种格式。</w:t>
+        <w:t>• 当前版本会自动忽略标准表头，兼容两种选项布局，并可在 A 列题型为空时根据答案和选项自动识别题型。</w:t>
       </w:r>
     </w:p>
     <w:p>

--- a/使用说明.docx
+++ b/使用说明.docx
@@ -8,7 +8,7 @@
         <w:keepNext/>
       </w:pPr>
       <w:r>
-        <w:t>考试模拟器使用说明 v1.3.3</w:t>
+        <w:t>考试模拟器使用说明 v1.3.4</w:t>
       </w:r>
     </w:p>
     <w:p>
@@ -41,7 +41,7 @@
         <w:pStyle w:val="Normal"/>
       </w:pPr>
       <w:r>
-        <w:t xml:space="preserve">考试模拟器是一个在 Windows 电脑本地运行的题库练习工具，支持：</w:t>
+        <w:t xml:space="preserve">考试模拟器是一个在 Windows 或 macOS 电脑本地运行的题库练习工具，支持：</w:t>
       </w:r>
     </w:p>
     <w:p>
@@ -168,7 +168,7 @@
         <w:pStyle w:val="ListParagraph"/>
       </w:pPr>
       <w:r>
-        <w:t xml:space="preserve">• Windows 10 或 Windows 11。</w:t>
+        <w:t xml:space="preserve">• Windows 10/11，或 macOS（Intel/Apple 芯片）。</w:t>
       </w:r>
     </w:p>
     <w:p>
@@ -210,7 +210,7 @@
         <w:pStyle w:val="Normal"/>
       </w:pPr>
       <w:r>
-        <w:t xml:space="preserve">可以在命令提示符中执行以下任意一条命令检查 Python：</w:t>
+        <w:t xml:space="preserve">可以在 Windows“命令提示符”或 macOS“终端”中检查 Python 版本：</w:t>
       </w:r>
     </w:p>
     <w:p>
@@ -226,7 +226,7 @@
         <w:pStyle w:val="CodeBlock"/>
       </w:pPr>
       <w:r>
-        <w:t xml:space="preserve">python --version</w:t>
+        <w:t xml:space="preserve">Windows：python --version</w:t>
       </w:r>
     </w:p>
     <w:p>
@@ -234,23 +234,23 @@
         <w:pStyle w:val="CodeBlock"/>
       </w:pPr>
       <w:r>
-        <w:t xml:space="preserve">py -3 --version</w:t>
-      </w:r>
-    </w:p>
-    <w:p>
-      <w:pPr>
-        <w:pStyle w:val="Spacer"/>
-      </w:pPr>
-      <w:r>
-        <w:t xml:space="preserve"> </w:t>
-      </w:r>
-    </w:p>
-    <w:p>
-      <w:pPr>
-        <w:pStyle w:val="Normal"/>
-      </w:pPr>
-      <w:r>
-        <w:t xml:space="preserve">如果没有显示 Python 3.10 或更高版本，请从以下地址安装：</w:t>
+        <w:t xml:space="preserve">Windows：py -3 --version；macOS：python3 --version</w:t>
+      </w:r>
+    </w:p>
+    <w:p>
+      <w:pPr>
+        <w:pStyle w:val="Spacer"/>
+      </w:pPr>
+      <w:r>
+        <w:t xml:space="preserve"> </w:t>
+      </w:r>
+    </w:p>
+    <w:p>
+      <w:pPr>
+        <w:pStyle w:val="Normal"/>
+      </w:pPr>
+      <w:r>
+        <w:t xml:space="preserve">如果没有显示 Python 3.10 或更高版本，请从 Python 官方网站安装：</w:t>
       </w:r>
     </w:p>
     <w:p>
@@ -282,17 +282,17 @@
         <w:pStyle w:val="Normal"/>
       </w:pPr>
       <w:r>
-        <w:t xml:space="preserve">安装时建议勾选 </w:t>
-      </w:r>
-      <w:r>
-        <w:rPr>
-          <w:rFonts w:ascii="Consolas" w:hAnsi="Consolas" w:eastAsia="Microsoft YaHei"/>
-          <w:color w:val="4B3F72"/>
-        </w:rPr>
-        <w:t xml:space="preserve">Add python.exe to PATH</w:t>
-      </w:r>
-      <w:r>
-        <w:t xml:space="preserve">。</w:t>
+        <w:t xml:space="preserve">Windows 安装时建议勾选 Add python.exe to PATH；macOS 安装完成后请重新打开“终端”。</w:t>
+      </w:r>
+      <w:r>
+        <w:rPr>
+          <w:rFonts w:ascii="Consolas" w:hAnsi="Consolas" w:eastAsia="Microsoft YaHei"/>
+          <w:color w:val="4B3F72"/>
+        </w:rPr>
+        <w:t xml:space="preserve"/>
+      </w:r>
+      <w:r>
+        <w:t xml:space="preserve"/>
       </w:r>
     </w:p>
     <w:p>
@@ -357,7 +357,7 @@
         <w:pStyle w:val="CodeBlock"/>
       </w:pPr>
       <w:r>
-        <w:t xml:space="preserve">├─ 启动考试模拟器.bat</w:t>
+        <w:t xml:space="preserve">├─ Windows-启动/关闭考试模拟器.bat</w:t>
       </w:r>
     </w:p>
     <w:p>
@@ -365,7 +365,7 @@
         <w:pStyle w:val="CodeBlock"/>
       </w:pPr>
       <w:r>
-        <w:t xml:space="preserve">├─ 关闭考试模拟器.bat</w:t>
+        <w:t xml:space="preserve">├─ macOS-启动/关闭考试模拟器.command</w:t>
       </w:r>
     </w:p>
     <w:p>
@@ -495,35 +495,35 @@
         <w:pStyle w:val="ListParagraph"/>
       </w:pPr>
       <w:r>
-        <w:t xml:space="preserve">• </w:t>
-      </w:r>
-      <w:r>
-        <w:rPr>
-          <w:rFonts w:ascii="Consolas" w:hAnsi="Consolas" w:eastAsia="Microsoft YaHei"/>
-          <w:color w:val="4B3F72"/>
-        </w:rPr>
-        <w:t xml:space="preserve">启动考试模拟器.bat</w:t>
-      </w:r>
-      <w:r>
-        <w:t xml:space="preserve">：Windows 启动脚本。</w:t>
-      </w:r>
-    </w:p>
-    <w:p>
-      <w:pPr>
-        <w:pStyle w:val="ListParagraph"/>
-      </w:pPr>
-      <w:r>
-        <w:t xml:space="preserve">• </w:t>
-      </w:r>
-      <w:r>
-        <w:rPr>
-          <w:rFonts w:ascii="Consolas" w:hAnsi="Consolas" w:eastAsia="Microsoft YaHei"/>
-          <w:color w:val="4B3F72"/>
-        </w:rPr>
-        <w:t xml:space="preserve">关闭考试模拟器.bat</w:t>
-      </w:r>
-      <w:r>
-        <w:t xml:space="preserve">：独立的关闭入口，只处理当前项目记录的 Python 进程。</w:t>
+        <w:t xml:space="preserve">• Windows-启动/关闭考试模拟器.bat：Windows 启停入口。</w:t>
+      </w:r>
+      <w:r>
+        <w:rPr>
+          <w:rFonts w:ascii="Consolas" w:hAnsi="Consolas" w:eastAsia="Microsoft YaHei"/>
+          <w:color w:val="4B3F72"/>
+        </w:rPr>
+        <w:t xml:space="preserve"/>
+      </w:r>
+      <w:r>
+        <w:t xml:space="preserve"/>
+      </w:r>
+    </w:p>
+    <w:p>
+      <w:pPr>
+        <w:pStyle w:val="ListParagraph"/>
+      </w:pPr>
+      <w:r>
+        <w:t xml:space="preserve">• macOS-启动/关闭考试模拟器.command：macOS 启停入口；关闭文件只处理本项目记录的进程。</w:t>
+      </w:r>
+      <w:r>
+        <w:rPr>
+          <w:rFonts w:ascii="Consolas" w:hAnsi="Consolas" w:eastAsia="Microsoft YaHei"/>
+          <w:color w:val="4B3F72"/>
+        </w:rPr>
+        <w:t xml:space="preserve"/>
+      </w:r>
+      <w:r>
+        <w:t xml:space="preserve"/>
       </w:r>
     </w:p>
     <w:p>
@@ -682,43 +682,43 @@
         <w:pStyle w:val="Normal"/>
       </w:pPr>
       <w:r>
-        <w:t xml:space="preserve">2. 建议解压到桌面、文档或其他有写入权限的位置，不要放在 </w:t>
-      </w:r>
-      <w:r>
-        <w:rPr>
-          <w:rFonts w:ascii="Consolas" w:hAnsi="Consolas" w:eastAsia="Microsoft YaHei"/>
-          <w:color w:val="4B3F72"/>
-        </w:rPr>
-        <w:t xml:space="preserve">C:\Program Files</w:t>
-      </w:r>
-      <w:r>
-        <w:t xml:space="preserve"> 等受保护目录。</w:t>
-      </w:r>
-    </w:p>
-    <w:p>
-      <w:pPr>
-        <w:pStyle w:val="Normal"/>
-      </w:pPr>
-      <w:r>
-        <w:t xml:space="preserve">3. 双击 </w:t>
-      </w:r>
-      <w:r>
-        <w:rPr>
-          <w:rFonts w:ascii="Consolas" w:hAnsi="Consolas" w:eastAsia="Microsoft YaHei"/>
-          <w:color w:val="4B3F72"/>
-        </w:rPr>
-        <w:t xml:space="preserve">启动考试模拟器.bat</w:t>
-      </w:r>
-      <w:r>
-        <w:t xml:space="preserve">。</w:t>
-      </w:r>
-    </w:p>
-    <w:p>
-      <w:pPr>
-        <w:pStyle w:val="Normal"/>
-      </w:pPr>
-      <w:r>
-        <w:t xml:space="preserve">4. 等待命令窗口显示访问地址。</w:t>
+        <w:t xml:space="preserve">2. 建议解压到桌面、文档或其他有写入权限的位置；Windows 不要放在 C:\Program Files 等受保护目录。</w:t>
+      </w:r>
+      <w:r>
+        <w:rPr>
+          <w:rFonts w:ascii="Consolas" w:hAnsi="Consolas" w:eastAsia="Microsoft YaHei"/>
+          <w:color w:val="4B3F72"/>
+        </w:rPr>
+        <w:t xml:space="preserve"/>
+      </w:r>
+      <w:r>
+        <w:t xml:space="preserve"/>
+      </w:r>
+    </w:p>
+    <w:p>
+      <w:pPr>
+        <w:pStyle w:val="Normal"/>
+      </w:pPr>
+      <w:r>
+        <w:t xml:space="preserve">3. Windows 双击 Windows-启动考试模拟器.bat；macOS 双击 macOS-启动考试模拟器.command。</w:t>
+      </w:r>
+      <w:r>
+        <w:rPr>
+          <w:rFonts w:ascii="Consolas" w:hAnsi="Consolas" w:eastAsia="Microsoft YaHei"/>
+          <w:color w:val="4B3F72"/>
+        </w:rPr>
+        <w:t xml:space="preserve"/>
+      </w:r>
+      <w:r>
+        <w:t xml:space="preserve"/>
+      </w:r>
+    </w:p>
+    <w:p>
+      <w:pPr>
+        <w:pStyle w:val="Normal"/>
+      </w:pPr>
+      <w:r>
+        <w:t xml:space="preserve">4. 等待命令窗口或“终端”显示访问地址。</w:t>
       </w:r>
     </w:p>
     <w:p>
@@ -758,17 +758,17 @@
         <w:pStyle w:val="Normal"/>
       </w:pPr>
       <w:r>
-        <w:t xml:space="preserve">启动后不要直接关闭命令窗口。使用结束后，双击项目根目录的 </w:t>
-      </w:r>
-      <w:r>
-        <w:rPr>
-          <w:rFonts w:ascii="Consolas" w:hAnsi="Consolas" w:eastAsia="Microsoft YaHei"/>
-          <w:color w:val="4B3F72"/>
-        </w:rPr>
-        <w:t xml:space="preserve">关闭考试模拟器.bat</w:t>
-      </w:r>
-      <w:r>
-        <w:t xml:space="preserve">，程序会关闭服务并结束对应进程；页面随后将无法访问。</w:t>
+        <w:t xml:space="preserve">启动后不要直接关闭命令窗口或“终端”。使用结束后，Windows 双击 Windows-关闭考试模拟器.bat，macOS 双击 macOS-关闭考试模拟器.command；页面随后将无法访问。</w:t>
+      </w:r>
+      <w:r>
+        <w:rPr>
+          <w:rFonts w:ascii="Consolas" w:hAnsi="Consolas" w:eastAsia="Microsoft YaHei"/>
+          <w:color w:val="4B3F72"/>
+        </w:rPr>
+        <w:t xml:space="preserve"/>
+      </w:r>
+      <w:r>
+        <w:t xml:space="preserve"/>
       </w:r>
     </w:p>
     <w:p>
@@ -2003,17 +2003,17 @@
         <w:pStyle w:val="Normal"/>
       </w:pPr>
       <w:r>
-        <w:t xml:space="preserve">8. 双击 </w:t>
-      </w:r>
-      <w:r>
-        <w:rPr>
-          <w:rFonts w:ascii="Consolas" w:hAnsi="Consolas" w:eastAsia="Microsoft YaHei"/>
-          <w:color w:val="4B3F72"/>
-        </w:rPr>
-        <w:t xml:space="preserve">关闭考试模拟器.bat</w:t>
-      </w:r>
-      <w:r>
-        <w:t xml:space="preserve">，确认页面无法访问后再压缩整个文件夹。</w:t>
+        <w:t xml:space="preserve">8. 双击对应系统的关闭文件，确认页面无法访问后再压缩整个文件夹。</w:t>
+      </w:r>
+      <w:r>
+        <w:rPr>
+          <w:rFonts w:ascii="Consolas" w:hAnsi="Consolas" w:eastAsia="Microsoft YaHei"/>
+          <w:color w:val="4B3F72"/>
+        </w:rPr>
+        <w:t xml:space="preserve"/>
+      </w:r>
+      <w:r>
+        <w:t xml:space="preserve"/>
       </w:r>
     </w:p>
     <w:p>
@@ -2098,69 +2098,69 @@
         <w:pStyle w:val="Normal"/>
       </w:pPr>
       <w:r>
-        <w:t xml:space="preserve">3. 双击 </w:t>
-      </w:r>
-      <w:r>
-        <w:rPr>
-          <w:rFonts w:ascii="Consolas" w:hAnsi="Consolas" w:eastAsia="Microsoft YaHei"/>
-          <w:color w:val="4B3F72"/>
-        </w:rPr>
-        <w:t xml:space="preserve">启动考试模拟器.bat</w:t>
-      </w:r>
-      <w:r>
-        <w:t xml:space="preserve">。</w:t>
-      </w:r>
-    </w:p>
-    <w:p>
-      <w:pPr>
-        <w:pStyle w:val="Normal"/>
-      </w:pPr>
-      <w:r>
-        <w:t xml:space="preserve">4. 按命令窗口显示的地址打开浏览器。</w:t>
-      </w:r>
-    </w:p>
-    <w:p>
-      <w:pPr>
-        <w:pStyle w:val="Normal"/>
-      </w:pPr>
-      <w:r>
-        <w:t xml:space="preserve">5. 使用结束后双击 </w:t>
-      </w:r>
-      <w:r>
-        <w:rPr>
-          <w:rFonts w:ascii="Consolas" w:hAnsi="Consolas" w:eastAsia="Microsoft YaHei"/>
-          <w:color w:val="4B3F72"/>
-        </w:rPr>
-        <w:t xml:space="preserve">关闭考试模拟器.bat</w:t>
-      </w:r>
-      <w:r>
-        <w:t xml:space="preserve">。</w:t>
-      </w:r>
-    </w:p>
-    <w:p>
-      <w:pPr>
-        <w:pStyle w:val="Spacer"/>
-      </w:pPr>
-      <w:r>
-        <w:t xml:space="preserve"> </w:t>
-      </w:r>
-    </w:p>
-    <w:p>
-      <w:pPr>
-        <w:pStyle w:val="Normal"/>
-      </w:pPr>
-      <w:r>
-        <w:t xml:space="preserve">目前项目不是独立 </w:t>
-      </w:r>
-      <w:r>
-        <w:rPr>
-          <w:rFonts w:ascii="Consolas" w:hAnsi="Consolas" w:eastAsia="Microsoft YaHei"/>
-          <w:color w:val="4B3F72"/>
-        </w:rPr>
-        <w:t xml:space="preserve">.exe</w:t>
-      </w:r>
-      <w:r>
-        <w:t xml:space="preserve">，目标电脑没有 Python 时无法直接运行。</w:t>
+        <w:t xml:space="preserve">3. Windows 双击 Windows-启动考试模拟器.bat；macOS 双击 macOS-启动考试模拟器.command。</w:t>
+      </w:r>
+      <w:r>
+        <w:rPr>
+          <w:rFonts w:ascii="Consolas" w:hAnsi="Consolas" w:eastAsia="Microsoft YaHei"/>
+          <w:color w:val="4B3F72"/>
+        </w:rPr>
+        <w:t xml:space="preserve"/>
+      </w:r>
+      <w:r>
+        <w:t xml:space="preserve"/>
+      </w:r>
+    </w:p>
+    <w:p>
+      <w:pPr>
+        <w:pStyle w:val="Normal"/>
+      </w:pPr>
+      <w:r>
+        <w:t xml:space="preserve">4. 按命令窗口或“终端”显示的地址打开浏览器。</w:t>
+      </w:r>
+    </w:p>
+    <w:p>
+      <w:pPr>
+        <w:pStyle w:val="Normal"/>
+      </w:pPr>
+      <w:r>
+        <w:t xml:space="preserve">5. 使用结束后双击对应系统的 Windows-关闭考试模拟器.bat 或 macOS-关闭考试模拟器.command。</w:t>
+      </w:r>
+      <w:r>
+        <w:rPr>
+          <w:rFonts w:ascii="Consolas" w:hAnsi="Consolas" w:eastAsia="Microsoft YaHei"/>
+          <w:color w:val="4B3F72"/>
+        </w:rPr>
+        <w:t xml:space="preserve"/>
+      </w:r>
+      <w:r>
+        <w:t xml:space="preserve"/>
+      </w:r>
+    </w:p>
+    <w:p>
+      <w:pPr>
+        <w:pStyle w:val="Spacer"/>
+      </w:pPr>
+      <w:r>
+        <w:t xml:space="preserve"> </w:t>
+      </w:r>
+    </w:p>
+    <w:p>
+      <w:pPr>
+        <w:pStyle w:val="Normal"/>
+      </w:pPr>
+      <w:r>
+        <w:t xml:space="preserve">目前项目不是独立应用，Windows 或 macOS 电脑没有 Python 3.10 以上版本时无法直接运行。</w:t>
+      </w:r>
+      <w:r>
+        <w:rPr>
+          <w:rFonts w:ascii="Consolas" w:hAnsi="Consolas" w:eastAsia="Microsoft YaHei"/>
+          <w:color w:val="4B3F72"/>
+        </w:rPr>
+        <w:t xml:space="preserve"/>
+      </w:r>
+      <w:r>
+        <w:t xml:space="preserve"/>
       </w:r>
     </w:p>
     <w:p>
@@ -2287,69 +2287,69 @@
         <w:pStyle w:val="Normal"/>
       </w:pPr>
       <w:r>
-        <w:t xml:space="preserve">本项目不依赖 </w:t>
-      </w:r>
-      <w:r>
-        <w:rPr>
-          <w:rFonts w:ascii="Consolas" w:hAnsi="Consolas" w:eastAsia="Microsoft YaHei"/>
-          <w:color w:val="4B3F72"/>
-        </w:rPr>
-        <w:t xml:space="preserve">winget</w:t>
-      </w:r>
-      <w:r>
-        <w:t xml:space="preserve">，也不需要安装 Anaconda、Miniforge 或其他 Python 发行版。只需安装 Python 3.10 或以上版本，程序使用的功能全部来自 Python 标准库，不需要执行 </w:t>
-      </w:r>
-      <w:r>
-        <w:rPr>
-          <w:rFonts w:ascii="Consolas" w:hAnsi="Consolas" w:eastAsia="Microsoft YaHei"/>
-          <w:color w:val="4B3F72"/>
-        </w:rPr>
-        <w:t xml:space="preserve">pip install</w:t>
-      </w:r>
-      <w:r>
-        <w:t xml:space="preserve">。</w:t>
-      </w:r>
-    </w:p>
-    <w:p>
-      <w:pPr>
-        <w:pStyle w:val="Spacer"/>
-      </w:pPr>
-      <w:r>
-        <w:t xml:space="preserve"> </w:t>
-      </w:r>
-    </w:p>
-    <w:p>
-      <w:pPr>
-        <w:pStyle w:val="Normal"/>
-      </w:pPr>
-      <w:r>
-        <w:t xml:space="preserve">安装 Python 时勾选 </w:t>
-      </w:r>
-      <w:r>
-        <w:rPr>
-          <w:rFonts w:ascii="Consolas" w:hAnsi="Consolas" w:eastAsia="Microsoft YaHei"/>
-          <w:color w:val="4B3F72"/>
-        </w:rPr>
-        <w:t xml:space="preserve">Add python.exe to PATH</w:t>
-      </w:r>
-      <w:r>
-        <w:t xml:space="preserve">。安装完成后关闭原来的命令窗口，重新打开“命令提示符”；如果 PATH 仍未生效，注销或重启 Windows。</w:t>
-      </w:r>
-    </w:p>
-    <w:p>
-      <w:pPr>
-        <w:pStyle w:val="Spacer"/>
-      </w:pPr>
-      <w:r>
-        <w:t xml:space="preserve"> </w:t>
-      </w:r>
-    </w:p>
-    <w:p>
-      <w:pPr>
-        <w:pStyle w:val="Normal"/>
-      </w:pPr>
-      <w:r>
-        <w:t xml:space="preserve">在新的命令提示符中依次执行：</w:t>
+        <w:t xml:space="preserve">Windows 不依赖 winget，macOS 不要求 Homebrew；也不需要安装 Anaconda、Miniforge。只需安装 Python 3.10 或以上版本，不需要执行 pip install。</w:t>
+      </w:r>
+      <w:r>
+        <w:rPr>
+          <w:rFonts w:ascii="Consolas" w:hAnsi="Consolas" w:eastAsia="Microsoft YaHei"/>
+          <w:color w:val="4B3F72"/>
+        </w:rPr>
+        <w:t xml:space="preserve"/>
+      </w:r>
+      <w:r>
+        <w:t xml:space="preserve"/>
+      </w:r>
+      <w:r>
+        <w:rPr>
+          <w:rFonts w:ascii="Consolas" w:hAnsi="Consolas" w:eastAsia="Microsoft YaHei"/>
+          <w:color w:val="4B3F72"/>
+        </w:rPr>
+        <w:t xml:space="preserve"/>
+      </w:r>
+      <w:r>
+        <w:t xml:space="preserve"/>
+      </w:r>
+    </w:p>
+    <w:p>
+      <w:pPr>
+        <w:pStyle w:val="Spacer"/>
+      </w:pPr>
+      <w:r>
+        <w:t xml:space="preserve"> </w:t>
+      </w:r>
+    </w:p>
+    <w:p>
+      <w:pPr>
+        <w:pStyle w:val="Normal"/>
+      </w:pPr>
+      <w:r>
+        <w:t xml:space="preserve">Windows 安装 Python 时勾选 Add python.exe to PATH；macOS 安装完成后重新打开“终端”。如果 PATH 仍未生效，请注销或重启电脑。</w:t>
+      </w:r>
+      <w:r>
+        <w:rPr>
+          <w:rFonts w:ascii="Consolas" w:hAnsi="Consolas" w:eastAsia="Microsoft YaHei"/>
+          <w:color w:val="4B3F72"/>
+        </w:rPr>
+        <w:t xml:space="preserve"/>
+      </w:r>
+      <w:r>
+        <w:t xml:space="preserve"/>
+      </w:r>
+    </w:p>
+    <w:p>
+      <w:pPr>
+        <w:pStyle w:val="Spacer"/>
+      </w:pPr>
+      <w:r>
+        <w:t xml:space="preserve"> </w:t>
+      </w:r>
+    </w:p>
+    <w:p>
+      <w:pPr>
+        <w:pStyle w:val="Normal"/>
+      </w:pPr>
+      <w:r>
+        <w:t xml:space="preserve">Windows 在新的“命令提示符”中检查；macOS 在新的“终端”中检查：</w:t>
       </w:r>
     </w:p>
     <w:p>
@@ -2365,133 +2365,133 @@
         <w:pStyle w:val="CodeBlock"/>
       </w:pPr>
       <w:r>
+        <w:t xml:space="preserve">Windows：where python</w:t>
+      </w:r>
+    </w:p>
+    <w:p>
+      <w:pPr>
+        <w:pStyle w:val="CodeBlock"/>
+      </w:pPr>
+      <w:r>
+        <w:t xml:space="preserve">Windows：where py</w:t>
+      </w:r>
+    </w:p>
+    <w:p>
+      <w:pPr>
+        <w:pStyle w:val="CodeBlock"/>
+      </w:pPr>
+      <w:r>
+        <w:t xml:space="preserve">Windows：python --version</w:t>
+      </w:r>
+    </w:p>
+    <w:p>
+      <w:pPr>
+        <w:pStyle w:val="CodeBlock"/>
+      </w:pPr>
+      <w:r>
+        <w:t xml:space="preserve">Windows：py -3 --version</w:t>
+      </w:r>
+    </w:p>
+    <w:p>
+      <w:pPr>
+        <w:pStyle w:val="CodeBlock"/>
+      </w:pPr>
+      <w:r>
+        <w:t xml:space="preserve">macOS：python3 --version</w:t>
+      </w:r>
+    </w:p>
+    <w:p>
+      <w:pPr>
+        <w:pStyle w:val="Spacer"/>
+      </w:pPr>
+      <w:r>
+        <w:t xml:space="preserve"> </w:t>
+      </w:r>
+    </w:p>
+    <w:p>
+      <w:pPr>
+        <w:pStyle w:val="Normal"/>
+      </w:pPr>
+      <w:r>
+        <w:t xml:space="preserve">排查结果：</w:t>
+      </w:r>
+    </w:p>
+    <w:p>
+      <w:pPr>
+        <w:pStyle w:val="Spacer"/>
+      </w:pPr>
+      <w:r>
+        <w:t xml:space="preserve"> </w:t>
+      </w:r>
+    </w:p>
+    <w:p>
+      <w:pPr>
+        <w:pStyle w:val="ListParagraph"/>
+      </w:pPr>
+      <w:r>
+        <w:t xml:space="preserve">• python --version、py -3 --version 或 python3 --version 至少有一个应显示 Python 3.10 或更高版本。</w:t>
+      </w:r>
+      <w:r>
+        <w:rPr>
+          <w:rFonts w:ascii="Consolas" w:hAnsi="Consolas" w:eastAsia="Microsoft YaHei"/>
+          <w:color w:val="4B3F72"/>
+        </w:rPr>
+        <w:t xml:space="preserve"/>
+      </w:r>
+      <w:r>
+        <w:t xml:space="preserve"/>
+      </w:r>
+      <w:r>
+        <w:rPr>
+          <w:rFonts w:ascii="Consolas" w:hAnsi="Consolas" w:eastAsia="Microsoft YaHei"/>
+          <w:color w:val="4B3F72"/>
+        </w:rPr>
+        <w:t xml:space="preserve"/>
+      </w:r>
+      <w:r>
+        <w:t xml:space="preserve"/>
+      </w:r>
+    </w:p>
+    <w:p>
+      <w:pPr>
+        <w:pStyle w:val="ListParagraph"/>
+      </w:pPr>
+      <w:r>
+        <w:t xml:space="preserve">• 如果显示的版本低于 3.10，需要安装较新版本。</w:t>
+      </w:r>
+    </w:p>
+    <w:p>
+      <w:pPr>
+        <w:pStyle w:val="ListParagraph"/>
+      </w:pPr>
+      <w:r>
+        <w:t xml:space="preserve">• Windows 可用 where python，macOS 可用 command -v python3 检查 PATH；找不到时请重新安装并重开终端。</w:t>
+      </w:r>
+      <w:r>
+        <w:rPr>
+          <w:rFonts w:ascii="Consolas" w:hAnsi="Consolas" w:eastAsia="Microsoft YaHei"/>
+          <w:color w:val="4B3F72"/>
+        </w:rPr>
+        <w:t xml:space="preserve"/>
+      </w:r>
+      <w:r>
+        <w:t xml:space="preserve"/>
+      </w:r>
+    </w:p>
+    <w:p>
+      <w:pPr>
+        <w:pStyle w:val="ListParagraph"/>
+      </w:pPr>
+      <w:r>
+        <w:t xml:space="preserve">• 如果 </w:t>
+      </w:r>
+      <w:r>
+        <w:rPr>
+          <w:rFonts w:ascii="Consolas" w:hAnsi="Consolas" w:eastAsia="Microsoft YaHei"/>
+          <w:color w:val="4B3F72"/>
+        </w:rPr>
         <w:t xml:space="preserve">where python</w:t>
       </w:r>
-    </w:p>
-    <w:p>
-      <w:pPr>
-        <w:pStyle w:val="CodeBlock"/>
-      </w:pPr>
-      <w:r>
-        <w:t xml:space="preserve">where py</w:t>
-      </w:r>
-    </w:p>
-    <w:p>
-      <w:pPr>
-        <w:pStyle w:val="CodeBlock"/>
-      </w:pPr>
-      <w:r>
-        <w:t xml:space="preserve">python --version</w:t>
-      </w:r>
-    </w:p>
-    <w:p>
-      <w:pPr>
-        <w:pStyle w:val="CodeBlock"/>
-      </w:pPr>
-      <w:r>
-        <w:t xml:space="preserve">py -3 --version</w:t>
-      </w:r>
-    </w:p>
-    <w:p>
-      <w:pPr>
-        <w:pStyle w:val="CodeBlock"/>
-      </w:pPr>
-      <w:r>
-        <w:t xml:space="preserve">python -c "import sys; print(sys.executable); print(sys.version)"</w:t>
-      </w:r>
-    </w:p>
-    <w:p>
-      <w:pPr>
-        <w:pStyle w:val="Spacer"/>
-      </w:pPr>
-      <w:r>
-        <w:t xml:space="preserve"> </w:t>
-      </w:r>
-    </w:p>
-    <w:p>
-      <w:pPr>
-        <w:pStyle w:val="Normal"/>
-      </w:pPr>
-      <w:r>
-        <w:t xml:space="preserve">排查结果：</w:t>
-      </w:r>
-    </w:p>
-    <w:p>
-      <w:pPr>
-        <w:pStyle w:val="Spacer"/>
-      </w:pPr>
-      <w:r>
-        <w:t xml:space="preserve"> </w:t>
-      </w:r>
-    </w:p>
-    <w:p>
-      <w:pPr>
-        <w:pStyle w:val="ListParagraph"/>
-      </w:pPr>
-      <w:r>
-        <w:t xml:space="preserve">• </w:t>
-      </w:r>
-      <w:r>
-        <w:rPr>
-          <w:rFonts w:ascii="Consolas" w:hAnsi="Consolas" w:eastAsia="Microsoft YaHei"/>
-          <w:color w:val="4B3F72"/>
-        </w:rPr>
-        <w:t xml:space="preserve">python --version</w:t>
-      </w:r>
-      <w:r>
-        <w:t xml:space="preserve"> 或 </w:t>
-      </w:r>
-      <w:r>
-        <w:rPr>
-          <w:rFonts w:ascii="Consolas" w:hAnsi="Consolas" w:eastAsia="Microsoft YaHei"/>
-          <w:color w:val="4B3F72"/>
-        </w:rPr>
-        <w:t xml:space="preserve">py -3 --version</w:t>
-      </w:r>
-      <w:r>
-        <w:t xml:space="preserve"> 至少有一个应显示 Python 3.10 或更高版本。</w:t>
-      </w:r>
-    </w:p>
-    <w:p>
-      <w:pPr>
-        <w:pStyle w:val="ListParagraph"/>
-      </w:pPr>
-      <w:r>
-        <w:t xml:space="preserve">• 如果显示的版本低于 3.10，需要安装较新版本。</w:t>
-      </w:r>
-    </w:p>
-    <w:p>
-      <w:pPr>
-        <w:pStyle w:val="ListParagraph"/>
-      </w:pPr>
-      <w:r>
-        <w:t xml:space="preserve">• 如果 </w:t>
-      </w:r>
-      <w:r>
-        <w:rPr>
-          <w:rFonts w:ascii="Consolas" w:hAnsi="Consolas" w:eastAsia="Microsoft YaHei"/>
-          <w:color w:val="4B3F72"/>
-        </w:rPr>
-        <w:t xml:space="preserve">where python</w:t>
-      </w:r>
-      <w:r>
-        <w:t xml:space="preserve"> 找不到结果，说明 PATH 尚未生效，应重新安装、注销或重启 Windows。</w:t>
-      </w:r>
-    </w:p>
-    <w:p>
-      <w:pPr>
-        <w:pStyle w:val="ListParagraph"/>
-      </w:pPr>
-      <w:r>
-        <w:t xml:space="preserve">• 如果 </w:t>
-      </w:r>
-      <w:r>
-        <w:rPr>
-          <w:rFonts w:ascii="Consolas" w:hAnsi="Consolas" w:eastAsia="Microsoft YaHei"/>
-          <w:color w:val="4B3F72"/>
-        </w:rPr>
-        <w:t xml:space="preserve">where python</w:t>
-      </w:r>
       <w:r>
         <w:t xml:space="preserve"> 首先指向 </w:t>
       </w:r>
@@ -2531,35 +2531,35 @@
         <w:pStyle w:val="ListParagraph"/>
       </w:pPr>
       <w:r>
-        <w:t xml:space="preserve">• Python 应安装在运行考试模拟器的同一个 Windows 用户下；不要安装后再切换到另一个管理员账号运行。</w:t>
-      </w:r>
-    </w:p>
-    <w:p>
-      <w:pPr>
-        <w:pStyle w:val="ListParagraph"/>
-      </w:pPr>
-      <w:r>
-        <w:t xml:space="preserve">• 没有网络或无法使用 </w:t>
-      </w:r>
-      <w:r>
-        <w:rPr>
-          <w:rFonts w:ascii="Consolas" w:hAnsi="Consolas" w:eastAsia="Microsoft YaHei"/>
-          <w:color w:val="4B3F72"/>
-        </w:rPr>
-        <w:t xml:space="preserve">winget</w:t>
-      </w:r>
-      <w:r>
-        <w:t xml:space="preserve"> 时，可以直接从 </w:t>
-      </w:r>
-      <w:r>
-        <w:rPr>
-          <w:rFonts w:ascii="Consolas" w:hAnsi="Consolas" w:eastAsia="Microsoft YaHei"/>
-          <w:color w:val="4B3F72"/>
-        </w:rPr>
-        <w:t xml:space="preserve">https://www.python.org/downloads/windows/</w:t>
-      </w:r>
-      <w:r>
-        <w:t xml:space="preserve"> 下载 Windows 安装程序。</w:t>
+        <w:t xml:space="preserve">• Python 应安装在运行考试模拟器的同一个系统用户下；不要安装后再切换到其他账号运行。</w:t>
+      </w:r>
+    </w:p>
+    <w:p>
+      <w:pPr>
+        <w:pStyle w:val="ListParagraph"/>
+      </w:pPr>
+      <w:r>
+        <w:t xml:space="preserve">• 可从 https://www.python.org/downloads/ 选择 Windows 或 macOS 官方安装程序。</w:t>
+      </w:r>
+      <w:r>
+        <w:rPr>
+          <w:rFonts w:ascii="Consolas" w:hAnsi="Consolas" w:eastAsia="Microsoft YaHei"/>
+          <w:color w:val="4B3F72"/>
+        </w:rPr>
+        <w:t xml:space="preserve"/>
+      </w:r>
+      <w:r>
+        <w:t xml:space="preserve"/>
+      </w:r>
+      <w:r>
+        <w:rPr>
+          <w:rFonts w:ascii="Consolas" w:hAnsi="Consolas" w:eastAsia="Microsoft YaHei"/>
+          <w:color w:val="4B3F72"/>
+        </w:rPr>
+        <w:t xml:space="preserve"/>
+      </w:r>
+      <w:r>
+        <w:t xml:space="preserve"/>
       </w:r>
     </w:p>
     <w:p>
@@ -2576,33 +2576,33 @@
         <w:keepNext/>
       </w:pPr>
       <w:r>
-        <w:t xml:space="preserve">2. 启动 BAT 报错时如何手动运行</w:t>
-      </w:r>
-    </w:p>
-    <w:p>
-      <w:pPr>
-        <w:pStyle w:val="Spacer"/>
-      </w:pPr>
-      <w:r>
-        <w:t xml:space="preserve"> </w:t>
-      </w:r>
-    </w:p>
-    <w:p>
-      <w:pPr>
-        <w:pStyle w:val="Normal"/>
-      </w:pPr>
-      <w:r>
-        <w:t xml:space="preserve">先完整解压项目，然后打开项目文件夹。在文件夹地址栏输入 </w:t>
-      </w:r>
-      <w:r>
-        <w:rPr>
-          <w:rFonts w:ascii="Consolas" w:hAnsi="Consolas" w:eastAsia="Microsoft YaHei"/>
-          <w:color w:val="4B3F72"/>
-        </w:rPr>
-        <w:t xml:space="preserve">cmd</w:t>
-      </w:r>
-      <w:r>
-        <w:t xml:space="preserve"> 并按回车，或者打开命令提示符后执行：</w:t>
+        <w:t xml:space="preserve">2. 启动文件报错时如何手动运行</w:t>
+      </w:r>
+    </w:p>
+    <w:p>
+      <w:pPr>
+        <w:pStyle w:val="Spacer"/>
+      </w:pPr>
+      <w:r>
+        <w:t xml:space="preserve"> </w:t>
+      </w:r>
+    </w:p>
+    <w:p>
+      <w:pPr>
+        <w:pStyle w:val="Normal"/>
+      </w:pPr>
+      <w:r>
+        <w:t xml:space="preserve">先完整解压项目。Windows 在项目文件夹地址栏输入 cmd；macOS 打开“终端”并进入项目目录。</w:t>
+      </w:r>
+      <w:r>
+        <w:rPr>
+          <w:rFonts w:ascii="Consolas" w:hAnsi="Consolas" w:eastAsia="Microsoft YaHei"/>
+          <w:color w:val="4B3F72"/>
+        </w:rPr>
+        <w:t xml:space="preserve"/>
+      </w:r>
+      <w:r>
+        <w:t xml:space="preserve"/>
       </w:r>
     </w:p>
     <w:p>
@@ -2618,7 +2618,7 @@
         <w:pStyle w:val="CodeBlock"/>
       </w:pPr>
       <w:r>
-        <w:t xml:space="preserve">cd /d "考试模拟器所在的完整路径"</w:t>
+        <w:t xml:space="preserve">Windows：cd /d "考试模拟器所在的完整路径"</w:t>
       </w:r>
     </w:p>
     <w:p>
@@ -2626,43 +2626,43 @@
         <w:pStyle w:val="CodeBlock"/>
       </w:pPr>
       <w:r>
-        <w:t xml:space="preserve">python server.py</w:t>
-      </w:r>
-    </w:p>
-    <w:p>
-      <w:pPr>
-        <w:pStyle w:val="Spacer"/>
-      </w:pPr>
-      <w:r>
-        <w:t xml:space="preserve"> </w:t>
-      </w:r>
-    </w:p>
-    <w:p>
-      <w:pPr>
-        <w:pStyle w:val="Normal"/>
-      </w:pPr>
-      <w:r>
-        <w:t xml:space="preserve">如果 </w:t>
-      </w:r>
-      <w:r>
-        <w:rPr>
-          <w:rFonts w:ascii="Consolas" w:hAnsi="Consolas" w:eastAsia="Microsoft YaHei"/>
-          <w:color w:val="4B3F72"/>
-        </w:rPr>
-        <w:t xml:space="preserve">python</w:t>
-      </w:r>
-      <w:r>
-        <w:t xml:space="preserve"> 命令不可用，但 </w:t>
-      </w:r>
-      <w:r>
-        <w:rPr>
-          <w:rFonts w:ascii="Consolas" w:hAnsi="Consolas" w:eastAsia="Microsoft YaHei"/>
-          <w:color w:val="4B3F72"/>
-        </w:rPr>
-        <w:t xml:space="preserve">py -3 --version</w:t>
-      </w:r>
-      <w:r>
-        <w:t xml:space="preserve"> 可以正常显示版本，则执行：</w:t>
+        <w:t xml:space="preserve">Windows：python server.py</w:t>
+      </w:r>
+    </w:p>
+    <w:p>
+      <w:pPr>
+        <w:pStyle w:val="Spacer"/>
+      </w:pPr>
+      <w:r>
+        <w:t xml:space="preserve"> </w:t>
+      </w:r>
+    </w:p>
+    <w:p>
+      <w:pPr>
+        <w:pStyle w:val="Normal"/>
+      </w:pPr>
+      <w:r>
+        <w:t xml:space="preserve">macOS 可以执行：</w:t>
+      </w:r>
+      <w:r>
+        <w:rPr>
+          <w:rFonts w:ascii="Consolas" w:hAnsi="Consolas" w:eastAsia="Microsoft YaHei"/>
+          <w:color w:val="4B3F72"/>
+        </w:rPr>
+        <w:t xml:space="preserve"/>
+      </w:r>
+      <w:r>
+        <w:t xml:space="preserve"/>
+      </w:r>
+      <w:r>
+        <w:rPr>
+          <w:rFonts w:ascii="Consolas" w:hAnsi="Consolas" w:eastAsia="Microsoft YaHei"/>
+          <w:color w:val="4B3F72"/>
+        </w:rPr>
+        <w:t xml:space="preserve"/>
+      </w:r>
+      <w:r>
+        <w:t xml:space="preserve"/>
       </w:r>
     </w:p>
     <w:p>
@@ -2678,7 +2678,7 @@
         <w:pStyle w:val="CodeBlock"/>
       </w:pPr>
       <w:r>
-        <w:t xml:space="preserve">cd /d "考试模拟器所在的完整路径"</w:t>
+        <w:t xml:space="preserve">macOS：cd "考试模拟器所在的完整路径"</w:t>
       </w:r>
     </w:p>
     <w:p>
@@ -2686,33 +2686,33 @@
         <w:pStyle w:val="CodeBlock"/>
       </w:pPr>
       <w:r>
-        <w:t xml:space="preserve">py -3 server.py</w:t>
-      </w:r>
-    </w:p>
-    <w:p>
-      <w:pPr>
-        <w:pStyle w:val="Spacer"/>
-      </w:pPr>
-      <w:r>
-        <w:t xml:space="preserve"> </w:t>
-      </w:r>
-    </w:p>
-    <w:p>
-      <w:pPr>
-        <w:pStyle w:val="Normal"/>
-      </w:pPr>
-      <w:r>
-        <w:t xml:space="preserve">也可以直接使用 </w:t>
-      </w:r>
-      <w:r>
-        <w:rPr>
-          <w:rFonts w:ascii="Consolas" w:hAnsi="Consolas" w:eastAsia="Microsoft YaHei"/>
-          <w:color w:val="4B3F72"/>
-        </w:rPr>
-        <w:t xml:space="preserve">where python</w:t>
-      </w:r>
-      <w:r>
-        <w:t xml:space="preserve"> 查到的完整解释器路径：</w:t>
+        <w:t xml:space="preserve">macOS：python3 server.py</w:t>
+      </w:r>
+    </w:p>
+    <w:p>
+      <w:pPr>
+        <w:pStyle w:val="Spacer"/>
+      </w:pPr>
+      <w:r>
+        <w:t xml:space="preserve"> </w:t>
+      </w:r>
+    </w:p>
+    <w:p>
+      <w:pPr>
+        <w:pStyle w:val="Normal"/>
+      </w:pPr>
+      <w:r>
+        <w:t xml:space="preserve">Windows 如果 python 命令不可用，但 py -3 可用，也可以执行：</w:t>
+      </w:r>
+      <w:r>
+        <w:rPr>
+          <w:rFonts w:ascii="Consolas" w:hAnsi="Consolas" w:eastAsia="Microsoft YaHei"/>
+          <w:color w:val="4B3F72"/>
+        </w:rPr>
+        <w:t xml:space="preserve"/>
+      </w:r>
+      <w:r>
+        <w:t xml:space="preserve"/>
       </w:r>
     </w:p>
     <w:p>
@@ -2728,33 +2728,33 @@
         <w:pStyle w:val="CodeBlock"/>
       </w:pPr>
       <w:r>
-        <w:t xml:space="preserve">"C:\实际的Python安装路径\python.exe" server.py</w:t>
-      </w:r>
-    </w:p>
-    <w:p>
-      <w:pPr>
-        <w:pStyle w:val="Spacer"/>
-      </w:pPr>
-      <w:r>
-        <w:t xml:space="preserve"> </w:t>
-      </w:r>
-    </w:p>
-    <w:p>
-      <w:pPr>
-        <w:pStyle w:val="Normal"/>
-      </w:pPr>
-      <w:r>
-        <w:t xml:space="preserve">成功后命令窗口会显示访问地址，例如 </w:t>
-      </w:r>
-      <w:r>
-        <w:rPr>
-          <w:rFonts w:ascii="Consolas" w:hAnsi="Consolas" w:eastAsia="Microsoft YaHei"/>
-          <w:color w:val="4B3F72"/>
-        </w:rPr>
-        <w:t xml:space="preserve">http://127.0.0.1:8000</w:t>
-      </w:r>
-      <w:r>
-        <w:t xml:space="preserve">。保持该窗口打开，并在浏览器中访问显示的实际地址。手动运行时显示的完整错误信息也可用于判断问题：</w:t>
+        <w:t xml:space="preserve">Windows：py -3 server.py</w:t>
+      </w:r>
+    </w:p>
+    <w:p>
+      <w:pPr>
+        <w:pStyle w:val="Spacer"/>
+      </w:pPr>
+      <w:r>
+        <w:t xml:space="preserve"> </w:t>
+      </w:r>
+    </w:p>
+    <w:p>
+      <w:pPr>
+        <w:pStyle w:val="Normal"/>
+      </w:pPr>
+      <w:r>
+        <w:t xml:space="preserve">成功后命令窗口或“终端”会显示访问地址，例如 http://127.0.0.1:8000。保持该窗口打开，并在浏览器中访问显示的实际地址。</w:t>
+      </w:r>
+      <w:r>
+        <w:rPr>
+          <w:rFonts w:ascii="Consolas" w:hAnsi="Consolas" w:eastAsia="Microsoft YaHei"/>
+          <w:color w:val="4B3F72"/>
+        </w:rPr>
+        <w:t xml:space="preserve"/>
+      </w:r>
+      <w:r>
+        <w:t xml:space="preserve"/>
       </w:r>
     </w:p>
     <w:p>
@@ -2824,27 +2824,27 @@
         <w:pStyle w:val="ListParagraph"/>
       </w:pPr>
       <w:r>
-        <w:t xml:space="preserve">• Python 版本正常但仍无法启动：检查安全软件是否拦截 </w:t>
-      </w:r>
-      <w:r>
-        <w:rPr>
-          <w:rFonts w:ascii="Consolas" w:hAnsi="Consolas" w:eastAsia="Microsoft YaHei"/>
-          <w:color w:val="4B3F72"/>
-        </w:rPr>
-        <w:t xml:space="preserve">python.exe</w:t>
-      </w:r>
-      <w:r>
-        <w:t xml:space="preserve">、</w:t>
-      </w:r>
-      <w:r>
-        <w:rPr>
-          <w:rFonts w:ascii="Consolas" w:hAnsi="Consolas" w:eastAsia="Microsoft YaHei"/>
-          <w:color w:val="4B3F72"/>
-        </w:rPr>
-        <w:t xml:space="preserve">.bat</w:t>
-      </w:r>
-      <w:r>
-        <w:t xml:space="preserve"> 或项目文件。</w:t>
+        <w:t xml:space="preserve">• Python 版本正常但仍无法启动：检查安全软件是否拦截 Python、.bat、.command 或项目文件。</w:t>
+      </w:r>
+      <w:r>
+        <w:rPr>
+          <w:rFonts w:ascii="Consolas" w:hAnsi="Consolas" w:eastAsia="Microsoft YaHei"/>
+          <w:color w:val="4B3F72"/>
+        </w:rPr>
+        <w:t xml:space="preserve"/>
+      </w:r>
+      <w:r>
+        <w:t xml:space="preserve"/>
+      </w:r>
+      <w:r>
+        <w:rPr>
+          <w:rFonts w:ascii="Consolas" w:hAnsi="Consolas" w:eastAsia="Microsoft YaHei"/>
+          <w:color w:val="4B3F72"/>
+        </w:rPr>
+        <w:t xml:space="preserve"/>
+      </w:r>
+      <w:r>
+        <w:t xml:space="preserve"/>
       </w:r>
     </w:p>
     <w:p>
@@ -2877,15 +2877,15 @@
         <w:pStyle w:val="ListParagraph"/>
       </w:pPr>
       <w:r>
-        <w:t xml:space="preserve">• 确认命令窗口仍然打开。</w:t>
-      </w:r>
-    </w:p>
-    <w:p>
-      <w:pPr>
-        <w:pStyle w:val="ListParagraph"/>
-      </w:pPr>
-      <w:r>
-        <w:t xml:space="preserve">• 使用命令窗口显示的实际地址。</w:t>
+        <w:t xml:space="preserve">• 确认命令窗口或“终端”仍然打开。</w:t>
+      </w:r>
+    </w:p>
+    <w:p>
+      <w:pPr>
+        <w:pStyle w:val="ListParagraph"/>
+      </w:pPr>
+      <w:r>
+        <w:t xml:space="preserve">• 使用命令窗口或“终端”显示的实际地址。</w:t>
       </w:r>
     </w:p>
     <w:p>
@@ -3077,17 +3077,17 @@
         <w:pStyle w:val="ListParagraph"/>
       </w:pPr>
       <w:r>
-        <w:t xml:space="preserve">• 不要放在 </w:t>
-      </w:r>
-      <w:r>
-        <w:rPr>
-          <w:rFonts w:ascii="Consolas" w:hAnsi="Consolas" w:eastAsia="Microsoft YaHei"/>
-          <w:color w:val="4B3F72"/>
-        </w:rPr>
-        <w:t xml:space="preserve">C:\Program Files</w:t>
-      </w:r>
-      <w:r>
-        <w:t xml:space="preserve">、只读磁盘或压缩包内部运行。</w:t>
+        <w:t xml:space="preserve">• 不要放在 C:\Program Files、只读目录或压缩包内部运行。</w:t>
+      </w:r>
+      <w:r>
+        <w:rPr>
+          <w:rFonts w:ascii="Consolas" w:hAnsi="Consolas" w:eastAsia="Microsoft YaHei"/>
+          <w:color w:val="4B3F72"/>
+        </w:rPr>
+        <w:t xml:space="preserve"/>
+      </w:r>
+      <w:r>
+        <w:t xml:space="preserve"/>
       </w:r>
     </w:p>
     <w:p>
@@ -3128,7 +3128,7 @@
         <w:pStyle w:val="Normal"/>
       </w:pPr>
       <w:r>
-        <w:t xml:space="preserve">先点击顶部圆形刷新按钮；仍未恢复时，关闭命令窗口并重新启动考试模拟器，然后刷新浏览器页面。</w:t>
+        <w:t xml:space="preserve">先点击顶部圆形刷新按钮；仍未恢复时，关闭命令窗口或“终端”并重新启动考试模拟器，然后刷新页面。</w:t>
       </w:r>
     </w:p>
     <w:p>
@@ -3211,51 +3211,51 @@
         <w:keepNext/>
       </w:pPr>
       <w:r>
-        <w:t xml:space="preserve">9. 双击关闭文件后提示关闭失败</w:t>
-      </w:r>
-    </w:p>
-    <w:p>
-      <w:pPr>
-        <w:pStyle w:val="Spacer"/>
-      </w:pPr>
-      <w:r>
-        <w:t xml:space="preserve"> </w:t>
-      </w:r>
-    </w:p>
-    <w:p>
-      <w:pPr>
-        <w:pStyle w:val="ListParagraph"/>
-      </w:pPr>
-      <w:r>
-        <w:t xml:space="preserve">• 确认 </w:t>
-      </w:r>
-      <w:r>
-        <w:rPr>
-          <w:rFonts w:ascii="Consolas" w:hAnsi="Consolas" w:eastAsia="Microsoft YaHei"/>
-          <w:color w:val="4B3F72"/>
-        </w:rPr>
-        <w:t xml:space="preserve">data/.server-runtime.json</w:t>
-      </w:r>
-      <w:r>
-        <w:t xml:space="preserve"> 没有被安全软件或其他程序删除。</w:t>
-      </w:r>
-    </w:p>
-    <w:p>
-      <w:pPr>
-        <w:pStyle w:val="ListParagraph"/>
-      </w:pPr>
-      <w:r>
-        <w:t xml:space="preserve">• 可以回到考试模拟器命令窗口按 </w:t>
-      </w:r>
-      <w:r>
-        <w:rPr>
-          <w:rFonts w:ascii="Consolas" w:hAnsi="Consolas" w:eastAsia="Microsoft YaHei"/>
-          <w:color w:val="4B3F72"/>
-        </w:rPr>
-        <w:t xml:space="preserve">Ctrl+C</w:t>
-      </w:r>
-      <w:r>
-        <w:t xml:space="preserve"> 停止服务。</w:t>
+        <w:t xml:space="preserve">9. macOS 无法双击，或关闭文件提示失败</w:t>
+      </w:r>
+    </w:p>
+    <w:p>
+      <w:pPr>
+        <w:pStyle w:val="Spacer"/>
+      </w:pPr>
+      <w:r>
+        <w:t xml:space="preserve"> </w:t>
+      </w:r>
+    </w:p>
+    <w:p>
+      <w:pPr>
+        <w:pStyle w:val="ListParagraph"/>
+      </w:pPr>
+      <w:r>
+        <w:t xml:space="preserve">• macOS 若提示 Permission denied，在“终端”执行 chmod +x macOS-启动考试模拟器.command macOS-关闭考试模拟器.command。</w:t>
+      </w:r>
+      <w:r>
+        <w:rPr>
+          <w:rFonts w:ascii="Consolas" w:hAnsi="Consolas" w:eastAsia="Microsoft YaHei"/>
+          <w:color w:val="4B3F72"/>
+        </w:rPr>
+        <w:t xml:space="preserve"/>
+      </w:r>
+      <w:r>
+        <w:t xml:space="preserve"/>
+      </w:r>
+    </w:p>
+    <w:p>
+      <w:pPr>
+        <w:pStyle w:val="ListParagraph"/>
+      </w:pPr>
+      <w:r>
+        <w:t xml:space="preserve">• 关闭失败时确认 data/.server-runtime.json 存在；也可回到启动窗口按 Ctrl+C（macOS 为 Control+C）停止服务。</w:t>
+      </w:r>
+      <w:r>
+        <w:rPr>
+          <w:rFonts w:ascii="Consolas" w:hAnsi="Consolas" w:eastAsia="Microsoft YaHei"/>
+          <w:color w:val="4B3F72"/>
+        </w:rPr>
+        <w:t xml:space="preserve"/>
+      </w:r>
+      <w:r>
+        <w:t xml:space="preserve"/>
       </w:r>
     </w:p>
     <w:p>

--- a/使用说明.docx
+++ b/使用说明.docx
@@ -1691,7 +1691,15 @@
         <w:pStyle w:val="ListParagraph"/>
       </w:pPr>
       <w:r>
-        <w:t>• 点击答题卡下方的“上一题”“下一题”、点击右侧题号，或使用键盘方向键切换题目；←/↑ 为上一题，→/↓ 为下一题。</w:t>
+        <w:t>• 点击答题卡下方的“上一题”“下一题”、点击右侧题号，或使用键盘方向键切换题目；←/↑ 为上一题，→/↓ 为下一题。首题的“上一题”和末题的“下一题”会自动禁用；在搜索框、题号输入框等输入区域使用方向键不会切题。</w:t>
+      </w:r>
+    </w:p>
+    <w:p>
+      <w:pPr>
+        <w:pStyle w:val="ListParagraph"/>
+      </w:pPr>
+      <w:r>
+        <w:t>• 页面会根据窗口宽度自动调整考试标题、题干、“提交答案”和“交卷”按钮的大小；窄屏下按钮会自动重新排布。</w:t>
       </w:r>
     </w:p>
     <w:p>

--- a/使用说明.docx
+++ b/使用说明.docx
@@ -1183,7 +1183,7 @@
         <w:pStyle w:val="Normal"/>
       </w:pPr>
       <w:r>
-        <w:t>方式一：题型、答案和题干写在同一行，每个选项另起一行并只填写 C 列。</w:t>
+        <w:t>方式一：题型、答案和题干写在同一行，每个选项另起一行，正常情况下只填写 C 列；若选项行 A 列重复填写了与本题相同的“单选题”或“多选题”，系统也会识别为当前题目的选项续行。</w:t>
       </w:r>
     </w:p>
     <w:p>
@@ -1691,7 +1691,7 @@
         <w:pStyle w:val="ListParagraph"/>
       </w:pPr>
       <w:r>
-        <w:t>• 点击答题卡下方的“上一题”“下一题”、点击右侧题号，或使用键盘方向键切换题目；←/↑ 为上一题，→/↓ 为下一题。首题的“上一题”和末题的“下一题”会自动禁用；在搜索框、题号输入框等输入区域使用方向键不会切题。</w:t>
+        <w:t>• 点击题干上方导航栏中的“上一题”“下一题”、点击右侧题号，或使用键盘方向键切换题目；←/↑ 为上一题，→/↓ 为下一题。首题的“上一题”和末题的“下一题”会自动禁用；在搜索框、题号输入框等输入区域使用方向键不会切题。</w:t>
       </w:r>
     </w:p>
     <w:p>

--- a/使用说明.docx
+++ b/使用说明.docx
@@ -1691,15 +1691,15 @@
         <w:pStyle w:val="ListParagraph"/>
       </w:pPr>
       <w:r>
-        <w:t>• 点击题干上方导航栏中的“上一题”“下一题”、点击右侧题号，或使用键盘方向键切换题目；←/↑ 为上一题，→/↓ 为下一题。首题的“上一题”和末题的“下一题”会自动禁用；在搜索框、题号输入框等输入区域使用方向键不会切题。</w:t>
-      </w:r>
-    </w:p>
-    <w:p>
-      <w:pPr>
-        <w:pStyle w:val="ListParagraph"/>
-      </w:pPr>
-      <w:r>
-        <w:t>• 页面会根据窗口宽度自动调整考试标题、题干、“提交答案”和“交卷”按钮的大小；窄屏下按钮会自动重新排布。</w:t>
+        <w:t>• 点击题目和选项下方单行靠右排列的统一操作区中的“上一题”“下一题”、点击右侧题号，或使用键盘方向键切换题目；←/↑ 为上一题，→/↓ 为下一题。右侧题目导航不显示方向键提示，但键盘切题功能仍然有效。首题的“上一题”和末题的“下一题”会自动禁用；在搜索框、题号输入框等输入区域使用方向键不会切题。</w:t>
+      </w:r>
+    </w:p>
+    <w:p>
+      <w:pPr>
+        <w:pStyle w:val="ListParagraph"/>
+      </w:pPr>
+      <w:r>
+        <w:t>• 页面会根据窗口宽度自动调整考试标题、题干、翻页、“提交答案”和“交卷”按钮的大小；窄屏下底部操作区保持单行，并自动缩短标签、压缩间距和按钮高度。</w:t>
       </w:r>
     </w:p>
     <w:p>
